--- a/docs/pseudo_readthedocs_music_MIDI.docx
+++ b/docs/pseudo_readthedocs_music_MIDI.docx
@@ -9,11 +9,9 @@
           <w:lang w:val="en"/>
         </w:rPr>
       </w:pPr>
-      <w:proofErr w:type="spellStart"/>
       <w:r>
         <w:t>music_MIDI</w:t>
       </w:r>
-      <w:proofErr w:type="spellEnd"/>
     </w:p>
     <w:p>
       <w:pPr>
@@ -70,8 +68,6 @@
         </w:rPr>
         <w:t xml:space="preserve">MIDI </w:t>
       </w:r>
-      <w:bookmarkStart w:id="0" w:name="_GoBack"/>
-      <w:bookmarkEnd w:id="0"/>
       <w:r>
         <w:rPr>
           <w:lang w:val="en"/>
@@ -239,7 +235,6 @@
                 <w:lang w:val="en"/>
               </w:rPr>
             </w:pPr>
-            <w:proofErr w:type="spellStart"/>
             <w:r>
               <w:rPr>
                 <w:bCs/>
@@ -258,20 +253,8 @@
                 <w:color w:val="2E74B5" w:themeColor="accent5" w:themeShade="BF"/>
                 <w:lang w:val="en"/>
               </w:rPr>
-              <w:t>class</w:t>
-            </w:r>
-            <w:proofErr w:type="spellEnd"/>
-            <w:r>
-              <w:rPr>
-                <w:bCs/>
-                <w:i/>
-                <w:iCs/>
-                <w:color w:val="2E74B5" w:themeColor="accent5" w:themeShade="BF"/>
-                <w:lang w:val="en"/>
-              </w:rPr>
-              <w:t xml:space="preserve"> </w:t>
-            </w:r>
-            <w:proofErr w:type="spellStart"/>
+              <w:t xml:space="preserve">class </w:t>
+            </w:r>
             <w:r>
               <w:rPr>
                 <w:bCs/>
@@ -312,7 +295,6 @@
               </w:rPr>
               <w:t>name</w:t>
             </w:r>
-            <w:proofErr w:type="spellEnd"/>
             <w:r>
               <w:rPr>
                 <w:bCs/>
@@ -397,21 +379,7 @@
         <w:rPr>
           <w:lang w:val="en"/>
         </w:rPr>
-        <w:t xml:space="preserve">character strings expressed in the format </w:t>
-      </w:r>
-      <w:proofErr w:type="spellStart"/>
-      <w:r>
-        <w:rPr>
-          <w:lang w:val="en"/>
-        </w:rPr>
-        <w:t>NoteOctave</w:t>
-      </w:r>
-      <w:proofErr w:type="spellEnd"/>
-      <w:r>
-        <w:rPr>
-          <w:lang w:val="en"/>
-        </w:rPr>
-        <w:t>, such as</w:t>
+        <w:t>character strings expressed in the format NoteOctave, such as</w:t>
       </w:r>
       <w:r>
         <w:rPr>
@@ -562,6 +530,154 @@
     <w:tbl>
       <w:tblPr>
         <w:tblStyle w:val="TableGrid"/>
+        <w:tblW w:w="8118" w:type="dxa"/>
+        <w:jc w:val="center"/>
+        <w:tblBorders>
+          <w:top w:val="single" w:sz="24" w:space="0" w:color="9CC2E5" w:themeColor="accent5" w:themeTint="99"/>
+          <w:left w:val="none" w:sz="0" w:space="0" w:color="auto"/>
+          <w:bottom w:val="none" w:sz="0" w:space="0" w:color="auto"/>
+          <w:right w:val="none" w:sz="0" w:space="0" w:color="auto"/>
+          <w:insideH w:val="none" w:sz="0" w:space="0" w:color="auto"/>
+          <w:insideV w:val="none" w:sz="0" w:space="0" w:color="auto"/>
+        </w:tblBorders>
+        <w:shd w:val="clear" w:color="auto" w:fill="E2EFD9" w:themeFill="accent6" w:themeFillTint="33"/>
+        <w:tblLook w:val="04A0" w:firstRow="1" w:lastRow="0" w:firstColumn="1" w:lastColumn="0" w:noHBand="0" w:noVBand="1"/>
+      </w:tblPr>
+      <w:tblGrid>
+        <w:gridCol w:w="8118"/>
+      </w:tblGrid>
+      <w:tr>
+        <w:trPr>
+          <w:jc w:val="center"/>
+        </w:trPr>
+        <w:tc>
+          <w:tcPr>
+            <w:tcW w:w="8118" w:type="dxa"/>
+            <w:tcBorders>
+              <w:top w:val="double" w:sz="4" w:space="0" w:color="70AD47" w:themeColor="accent6"/>
+              <w:left w:val="double" w:sz="4" w:space="0" w:color="70AD47" w:themeColor="accent6"/>
+              <w:bottom w:val="double" w:sz="4" w:space="0" w:color="70AD47" w:themeColor="accent6"/>
+              <w:right w:val="double" w:sz="4" w:space="0" w:color="70AD47" w:themeColor="accent6"/>
+            </w:tcBorders>
+            <w:shd w:val="clear" w:color="auto" w:fill="E2EFD9" w:themeFill="accent6" w:themeFillTint="33"/>
+          </w:tcPr>
+          <w:p>
+            <w:pPr>
+              <w:autoSpaceDE w:val="0"/>
+              <w:autoSpaceDN w:val="0"/>
+              <w:adjustRightInd w:val="0"/>
+              <w:rPr>
+                <w:rFonts w:ascii="Courier New" w:hAnsi="Courier New" w:cs="Courier New"/>
+                <w:sz w:val="18"/>
+                <w:szCs w:val="18"/>
+              </w:rPr>
+            </w:pPr>
+          </w:p>
+          <w:p>
+            <w:pPr>
+              <w:rPr>
+                <w:szCs w:val="20"/>
+              </w:rPr>
+            </w:pPr>
+            <w:r>
+              <w:rPr>
+                <w:szCs w:val="20"/>
+              </w:rPr>
+              <w:t xml:space="preserve">&gt;&gt;&gt; from cedargrove_unit_converter.music_MIDI import </w:t>
+            </w:r>
+            <w:r>
+              <w:rPr>
+                <w:szCs w:val="20"/>
+              </w:rPr>
+              <w:t>note_or_name</w:t>
+            </w:r>
+          </w:p>
+          <w:p>
+            <w:pPr>
+              <w:rPr>
+                <w:szCs w:val="20"/>
+              </w:rPr>
+            </w:pPr>
+            <w:r>
+              <w:rPr>
+                <w:szCs w:val="20"/>
+              </w:rPr>
+              <w:t>&gt;&gt;&gt; note_or_name('G5')</w:t>
+            </w:r>
+          </w:p>
+          <w:p>
+            <w:pPr>
+              <w:rPr>
+                <w:szCs w:val="20"/>
+              </w:rPr>
+            </w:pPr>
+            <w:r>
+              <w:rPr>
+                <w:szCs w:val="20"/>
+              </w:rPr>
+              <w:t>79</w:t>
+            </w:r>
+          </w:p>
+          <w:p>
+            <w:pPr>
+              <w:rPr>
+                <w:szCs w:val="20"/>
+              </w:rPr>
+            </w:pPr>
+            <w:r>
+              <w:rPr>
+                <w:szCs w:val="20"/>
+              </w:rPr>
+              <w:t>&gt;&gt;&gt; note_or_name(79)</w:t>
+            </w:r>
+          </w:p>
+          <w:p>
+            <w:pPr>
+              <w:rPr>
+                <w:szCs w:val="20"/>
+              </w:rPr>
+            </w:pPr>
+            <w:r>
+              <w:rPr>
+                <w:szCs w:val="20"/>
+              </w:rPr>
+              <w:t>'G5'</w:t>
+            </w:r>
+          </w:p>
+          <w:p>
+            <w:pPr>
+              <w:autoSpaceDE w:val="0"/>
+              <w:autoSpaceDN w:val="0"/>
+              <w:adjustRightInd w:val="0"/>
+              <w:rPr>
+                <w:rFonts w:ascii="Courier New" w:hAnsi="Courier New" w:cs="Courier New"/>
+                <w:sz w:val="18"/>
+                <w:szCs w:val="18"/>
+              </w:rPr>
+            </w:pPr>
+          </w:p>
+        </w:tc>
+      </w:tr>
+    </w:tbl>
+    <w:p>
+      <w:pPr>
+        <w:rPr>
+          <w:szCs w:val="20"/>
+          <w:lang w:val="en"/>
+        </w:rPr>
+      </w:pPr>
+    </w:p>
+    <w:p>
+      <w:pPr>
+        <w:rPr>
+          <w:szCs w:val="20"/>
+          <w:lang w:val="en"/>
+        </w:rPr>
+      </w:pPr>
+    </w:p>
+    <w:tbl>
+      <w:tblPr>
+        <w:tblStyle w:val="TableGrid"/>
         <w:tblW w:w="0" w:type="auto"/>
         <w:tblBorders>
           <w:top w:val="single" w:sz="24" w:space="0" w:color="9CC2E5" w:themeColor="accent5" w:themeTint="99"/>
@@ -591,7 +707,6 @@
                 <w:lang w:val="en"/>
               </w:rPr>
             </w:pPr>
-            <w:proofErr w:type="spellStart"/>
             <w:r>
               <w:rPr>
                 <w:bCs/>
@@ -610,37 +725,16 @@
                 <w:color w:val="2E74B5" w:themeColor="accent5" w:themeShade="BF"/>
                 <w:lang w:val="en"/>
               </w:rPr>
-              <w:t>class</w:t>
-            </w:r>
-            <w:proofErr w:type="spellEnd"/>
-            <w:r>
-              <w:rPr>
-                <w:bCs/>
-                <w:i/>
-                <w:iCs/>
-                <w:color w:val="2E74B5" w:themeColor="accent5" w:themeShade="BF"/>
-                <w:lang w:val="en"/>
-              </w:rPr>
-              <w:t xml:space="preserve"> </w:t>
-            </w:r>
-            <w:proofErr w:type="spellStart"/>
+              <w:t xml:space="preserve">class </w:t>
+            </w:r>
             <w:r>
               <w:rPr>
                 <w:bCs/>
                 <w:iCs/>
                 <w:lang w:val="en"/>
               </w:rPr>
-              <w:t>music_MIDI.note_to_</w:t>
-            </w:r>
-            <w:r>
-              <w:rPr>
-                <w:bCs/>
-                <w:iCs/>
-                <w:lang w:val="en"/>
-              </w:rPr>
-              <w:t>name</w:t>
-            </w:r>
-            <w:proofErr w:type="spellEnd"/>
+              <w:t>music_MIDI.note_to_name</w:t>
+            </w:r>
             <w:r>
               <w:rPr>
                 <w:bCs/>
@@ -711,21 +805,7 @@
         <w:rPr>
           <w:lang w:val="en"/>
         </w:rPr>
-        <w:t xml:space="preserve">character strings expressed in the format </w:t>
-      </w:r>
-      <w:proofErr w:type="spellStart"/>
-      <w:r>
-        <w:rPr>
-          <w:lang w:val="en"/>
-        </w:rPr>
-        <w:t>NoteOctave</w:t>
-      </w:r>
-      <w:proofErr w:type="spellEnd"/>
-      <w:r>
-        <w:rPr>
-          <w:lang w:val="en"/>
-        </w:rPr>
-        <w:t>, such as</w:t>
+        <w:t>character strings expressed in the format NoteOctave, such as</w:t>
       </w:r>
       <w:r>
         <w:rPr>
@@ -835,16 +915,7 @@
               <w:t xml:space="preserve"> – </w:t>
             </w:r>
             <w:r>
-              <w:t xml:space="preserve">The </w:t>
-            </w:r>
-            <w:r>
-              <w:t>note</w:t>
-            </w:r>
-            <w:r>
-              <w:t xml:space="preserve"> value. Can be a positive integer value. No default value</w:t>
-            </w:r>
-            <w:r>
-              <w:t>.</w:t>
+              <w:t>The note value. Can be a positive integer value. No default value.</w:t>
             </w:r>
           </w:p>
         </w:tc>
@@ -890,7 +961,6 @@
                 <w:lang w:val="en"/>
               </w:rPr>
             </w:pPr>
-            <w:proofErr w:type="spellStart"/>
             <w:r>
               <w:rPr>
                 <w:bCs/>
@@ -909,84 +979,31 @@
                 <w:color w:val="2E74B5" w:themeColor="accent5" w:themeShade="BF"/>
                 <w:lang w:val="en"/>
               </w:rPr>
-              <w:t>class</w:t>
-            </w:r>
-            <w:proofErr w:type="spellEnd"/>
-            <w:r>
-              <w:rPr>
-                <w:bCs/>
-                <w:i/>
+              <w:t xml:space="preserve">class </w:t>
+            </w:r>
+            <w:r>
+              <w:rPr>
+                <w:bCs/>
                 <w:iCs/>
+                <w:lang w:val="en"/>
+              </w:rPr>
+              <w:t>music_MIDI.name_to_note</w:t>
+            </w:r>
+            <w:r>
+              <w:rPr>
+                <w:bCs/>
                 <w:color w:val="2E74B5" w:themeColor="accent5" w:themeShade="BF"/>
                 <w:lang w:val="en"/>
               </w:rPr>
-              <w:t xml:space="preserve"> </w:t>
-            </w:r>
-            <w:proofErr w:type="spellStart"/>
-            <w:r>
-              <w:rPr>
-                <w:bCs/>
-                <w:iCs/>
-                <w:lang w:val="en"/>
-              </w:rPr>
-              <w:t>music_MIDI.</w:t>
-            </w:r>
-            <w:r>
-              <w:rPr>
-                <w:bCs/>
-                <w:iCs/>
-                <w:lang w:val="en"/>
-              </w:rPr>
-              <w:t>name</w:t>
-            </w:r>
-            <w:r>
-              <w:rPr>
-                <w:bCs/>
-                <w:iCs/>
-                <w:lang w:val="en"/>
-              </w:rPr>
-              <w:t>_to_n</w:t>
-            </w:r>
-            <w:r>
-              <w:rPr>
-                <w:bCs/>
-                <w:iCs/>
-                <w:lang w:val="en"/>
-              </w:rPr>
-              <w:t>ote</w:t>
-            </w:r>
-            <w:proofErr w:type="spellEnd"/>
+              <w:t>(</w:t>
+            </w:r>
             <w:r>
               <w:rPr>
                 <w:bCs/>
                 <w:color w:val="2E74B5" w:themeColor="accent5" w:themeShade="BF"/>
                 <w:lang w:val="en"/>
               </w:rPr>
-              <w:t>(</w:t>
-            </w:r>
-            <w:r>
-              <w:rPr>
-                <w:bCs/>
-                <w:color w:val="2E74B5" w:themeColor="accent5" w:themeShade="BF"/>
-                <w:lang w:val="en"/>
-              </w:rPr>
-              <w:t>n</w:t>
-            </w:r>
-            <w:r>
-              <w:rPr>
-                <w:bCs/>
-                <w:color w:val="2E74B5" w:themeColor="accent5" w:themeShade="BF"/>
-                <w:lang w:val="en"/>
-              </w:rPr>
-              <w:t>ame</w:t>
-            </w:r>
-            <w:r>
-              <w:rPr>
-                <w:bCs/>
-                <w:color w:val="2E74B5" w:themeColor="accent5" w:themeShade="BF"/>
-                <w:lang w:val="en"/>
-              </w:rPr>
-              <w:t>)</w:t>
+              <w:t>name)</w:t>
             </w:r>
             <w:r>
               <w:rPr>
@@ -1022,21 +1039,7 @@
         <w:rPr>
           <w:lang w:val="en"/>
         </w:rPr>
-        <w:t xml:space="preserve">character strings expressed in the format </w:t>
-      </w:r>
-      <w:proofErr w:type="spellStart"/>
-      <w:r>
-        <w:rPr>
-          <w:lang w:val="en"/>
-        </w:rPr>
-        <w:t>NoteOctave</w:t>
-      </w:r>
-      <w:proofErr w:type="spellEnd"/>
-      <w:r>
-        <w:rPr>
-          <w:lang w:val="en"/>
-        </w:rPr>
-        <w:t>, such as</w:t>
+        <w:t>character strings expressed in the format NoteOctave, such as</w:t>
       </w:r>
       <w:r>
         <w:rPr>
@@ -1152,27 +1155,154 @@
                 <w:b/>
                 <w:bCs/>
               </w:rPr>
-              <w:t>n</w:t>
-            </w:r>
-            <w:r>
-              <w:rPr>
-                <w:b/>
-                <w:bCs/>
-              </w:rPr>
-              <w:t>ame</w:t>
+              <w:t>name</w:t>
             </w:r>
             <w:r>
               <w:t xml:space="preserve"> – </w:t>
             </w:r>
             <w:r>
-              <w:t>The note</w:t>
-            </w:r>
-            <w:r>
-              <w:t xml:space="preserve"> name string representation</w:t>
-            </w:r>
-            <w:r>
-              <w:t>. No default value.</w:t>
-            </w:r>
+              <w:t>The note name string representation. No default value.</w:t>
+            </w:r>
+          </w:p>
+        </w:tc>
+      </w:tr>
+    </w:tbl>
+    <w:p>
+      <w:pPr>
+        <w:rPr>
+          <w:szCs w:val="20"/>
+          <w:lang w:val="en"/>
+        </w:rPr>
+      </w:pPr>
+    </w:p>
+    <w:tbl>
+      <w:tblPr>
+        <w:tblStyle w:val="TableGrid"/>
+        <w:tblW w:w="8118" w:type="dxa"/>
+        <w:jc w:val="center"/>
+        <w:tblBorders>
+          <w:top w:val="single" w:sz="24" w:space="0" w:color="9CC2E5" w:themeColor="accent5" w:themeTint="99"/>
+          <w:left w:val="none" w:sz="0" w:space="0" w:color="auto"/>
+          <w:bottom w:val="none" w:sz="0" w:space="0" w:color="auto"/>
+          <w:right w:val="none" w:sz="0" w:space="0" w:color="auto"/>
+          <w:insideH w:val="none" w:sz="0" w:space="0" w:color="auto"/>
+          <w:insideV w:val="none" w:sz="0" w:space="0" w:color="auto"/>
+        </w:tblBorders>
+        <w:shd w:val="clear" w:color="auto" w:fill="E2EFD9" w:themeFill="accent6" w:themeFillTint="33"/>
+        <w:tblLook w:val="04A0" w:firstRow="1" w:lastRow="0" w:firstColumn="1" w:lastColumn="0" w:noHBand="0" w:noVBand="1"/>
+      </w:tblPr>
+      <w:tblGrid>
+        <w:gridCol w:w="8118"/>
+      </w:tblGrid>
+      <w:tr>
+        <w:trPr>
+          <w:jc w:val="center"/>
+        </w:trPr>
+        <w:tc>
+          <w:tcPr>
+            <w:tcW w:w="8118" w:type="dxa"/>
+            <w:tcBorders>
+              <w:top w:val="double" w:sz="4" w:space="0" w:color="70AD47" w:themeColor="accent6"/>
+              <w:left w:val="double" w:sz="4" w:space="0" w:color="70AD47" w:themeColor="accent6"/>
+              <w:bottom w:val="double" w:sz="4" w:space="0" w:color="70AD47" w:themeColor="accent6"/>
+              <w:right w:val="double" w:sz="4" w:space="0" w:color="70AD47" w:themeColor="accent6"/>
+            </w:tcBorders>
+            <w:shd w:val="clear" w:color="auto" w:fill="E2EFD9" w:themeFill="accent6" w:themeFillTint="33"/>
+          </w:tcPr>
+          <w:p>
+            <w:pPr>
+              <w:autoSpaceDE w:val="0"/>
+              <w:autoSpaceDN w:val="0"/>
+              <w:adjustRightInd w:val="0"/>
+              <w:rPr>
+                <w:rFonts w:ascii="Courier New" w:hAnsi="Courier New" w:cs="Courier New"/>
+                <w:sz w:val="18"/>
+                <w:szCs w:val="18"/>
+              </w:rPr>
+            </w:pPr>
+          </w:p>
+          <w:p>
+            <w:pPr>
+              <w:rPr>
+                <w:szCs w:val="20"/>
+              </w:rPr>
+            </w:pPr>
+            <w:r>
+              <w:rPr>
+                <w:szCs w:val="20"/>
+              </w:rPr>
+              <w:t xml:space="preserve">&gt;&gt;&gt; from cedargrove_unit_converter.music_MIDI import </w:t>
+            </w:r>
+            <w:r>
+              <w:rPr>
+                <w:szCs w:val="20"/>
+              </w:rPr>
+              <w:t>note_to_name, name_to_note</w:t>
+            </w:r>
+          </w:p>
+          <w:p>
+            <w:pPr>
+              <w:rPr>
+                <w:szCs w:val="20"/>
+              </w:rPr>
+            </w:pPr>
+            <w:r>
+              <w:rPr>
+                <w:szCs w:val="20"/>
+              </w:rPr>
+              <w:t>&gt;&gt;&gt; note_to_name(70)</w:t>
+            </w:r>
+          </w:p>
+          <w:p>
+            <w:pPr>
+              <w:rPr>
+                <w:szCs w:val="20"/>
+              </w:rPr>
+            </w:pPr>
+            <w:r>
+              <w:rPr>
+                <w:szCs w:val="20"/>
+              </w:rPr>
+              <w:t>'A#4'</w:t>
+            </w:r>
+          </w:p>
+          <w:p>
+            <w:pPr>
+              <w:rPr>
+                <w:szCs w:val="20"/>
+              </w:rPr>
+            </w:pPr>
+            <w:r>
+              <w:rPr>
+                <w:szCs w:val="20"/>
+              </w:rPr>
+              <w:t>&gt;&gt;&gt; name_to_note('A#4')</w:t>
+            </w:r>
+          </w:p>
+          <w:p>
+            <w:pPr>
+              <w:rPr>
+                <w:szCs w:val="20"/>
+              </w:rPr>
+            </w:pPr>
+            <w:r>
+              <w:rPr>
+                <w:szCs w:val="20"/>
+              </w:rPr>
+              <w:t>70</w:t>
+            </w:r>
+          </w:p>
+          <w:p>
+            <w:pPr>
+              <w:autoSpaceDE w:val="0"/>
+              <w:autoSpaceDN w:val="0"/>
+              <w:adjustRightInd w:val="0"/>
+              <w:rPr>
+                <w:rFonts w:ascii="Courier New" w:hAnsi="Courier New" w:cs="Courier New"/>
+                <w:sz w:val="18"/>
+                <w:szCs w:val="18"/>
+              </w:rPr>
+            </w:pPr>
           </w:p>
         </w:tc>
       </w:tr>
@@ -1217,7 +1347,6 @@
                 <w:lang w:val="en"/>
               </w:rPr>
             </w:pPr>
-            <w:proofErr w:type="spellStart"/>
             <w:r>
               <w:rPr>
                 <w:bCs/>
@@ -1236,37 +1365,16 @@
                 <w:color w:val="2E74B5" w:themeColor="accent5" w:themeShade="BF"/>
                 <w:lang w:val="en"/>
               </w:rPr>
-              <w:t>class</w:t>
-            </w:r>
-            <w:proofErr w:type="spellEnd"/>
-            <w:r>
-              <w:rPr>
-                <w:bCs/>
-                <w:i/>
-                <w:iCs/>
-                <w:color w:val="2E74B5" w:themeColor="accent5" w:themeShade="BF"/>
-                <w:lang w:val="en"/>
-              </w:rPr>
-              <w:t xml:space="preserve"> </w:t>
-            </w:r>
-            <w:proofErr w:type="spellStart"/>
+              <w:t xml:space="preserve">class </w:t>
+            </w:r>
             <w:r>
               <w:rPr>
                 <w:bCs/>
                 <w:iCs/>
                 <w:lang w:val="en"/>
               </w:rPr>
-              <w:t>music_MIDI.note_to_</w:t>
-            </w:r>
-            <w:r>
-              <w:rPr>
-                <w:bCs/>
-                <w:iCs/>
-                <w:lang w:val="en"/>
-              </w:rPr>
-              <w:t>frequency</w:t>
-            </w:r>
-            <w:proofErr w:type="spellEnd"/>
+              <w:t>music_MIDI.note_to_frequency</w:t>
+            </w:r>
             <w:r>
               <w:rPr>
                 <w:bCs/>
@@ -1341,19 +1449,7 @@
         <w:rPr>
           <w:lang w:val="en"/>
         </w:rPr>
-        <w:t xml:space="preserve">note value is less than 0 or greater than 127, the input </w:t>
-      </w:r>
-      <w:r>
-        <w:rPr>
-          <w:lang w:val="en"/>
-        </w:rPr>
-        <w:t>is</w:t>
-      </w:r>
-      <w:r>
-        <w:rPr>
-          <w:lang w:val="en"/>
-        </w:rPr>
-        <w:t xml:space="preserve"> invalid and the value of None is returned.</w:t>
+        <w:t>note value is less than 0 or greater than 127, the input is invalid and the value of None is returned.</w:t>
       </w:r>
       <w:r>
         <w:rPr>
@@ -1453,14 +1549,6 @@
         </w:rPr>
       </w:pPr>
     </w:p>
-    <w:p>
-      <w:pPr>
-        <w:rPr>
-          <w:szCs w:val="20"/>
-          <w:lang w:val="en"/>
-        </w:rPr>
-      </w:pPr>
-    </w:p>
     <w:tbl>
       <w:tblPr>
         <w:tblStyle w:val="TableGrid"/>
@@ -1493,7 +1581,6 @@
                 <w:lang w:val="en"/>
               </w:rPr>
             </w:pPr>
-            <w:proofErr w:type="spellStart"/>
             <w:r>
               <w:rPr>
                 <w:bCs/>
@@ -1512,76 +1599,31 @@
                 <w:color w:val="2E74B5" w:themeColor="accent5" w:themeShade="BF"/>
                 <w:lang w:val="en"/>
               </w:rPr>
-              <w:t>class</w:t>
-            </w:r>
-            <w:proofErr w:type="spellEnd"/>
-            <w:r>
-              <w:rPr>
-                <w:bCs/>
-                <w:i/>
+              <w:t xml:space="preserve">class </w:t>
+            </w:r>
+            <w:r>
+              <w:rPr>
+                <w:bCs/>
                 <w:iCs/>
+                <w:lang w:val="en"/>
+              </w:rPr>
+              <w:t>music_MIDI.frequency_to_note</w:t>
+            </w:r>
+            <w:r>
+              <w:rPr>
+                <w:bCs/>
                 <w:color w:val="2E74B5" w:themeColor="accent5" w:themeShade="BF"/>
                 <w:lang w:val="en"/>
               </w:rPr>
-              <w:t xml:space="preserve"> </w:t>
-            </w:r>
-            <w:proofErr w:type="spellStart"/>
-            <w:r>
-              <w:rPr>
-                <w:bCs/>
-                <w:iCs/>
-                <w:lang w:val="en"/>
-              </w:rPr>
-              <w:t>music_MIDI.</w:t>
-            </w:r>
-            <w:r>
-              <w:rPr>
-                <w:bCs/>
-                <w:iCs/>
-                <w:lang w:val="en"/>
-              </w:rPr>
-              <w:t>frequency</w:t>
-            </w:r>
-            <w:r>
-              <w:rPr>
-                <w:bCs/>
-                <w:iCs/>
-                <w:lang w:val="en"/>
-              </w:rPr>
-              <w:t>_to_</w:t>
-            </w:r>
-            <w:r>
-              <w:rPr>
-                <w:bCs/>
-                <w:iCs/>
-                <w:lang w:val="en"/>
-              </w:rPr>
-              <w:t>note</w:t>
-            </w:r>
-            <w:proofErr w:type="spellEnd"/>
+              <w:t>(</w:t>
+            </w:r>
             <w:r>
               <w:rPr>
                 <w:bCs/>
                 <w:color w:val="2E74B5" w:themeColor="accent5" w:themeShade="BF"/>
                 <w:lang w:val="en"/>
               </w:rPr>
-              <w:t>(</w:t>
-            </w:r>
-            <w:r>
-              <w:rPr>
-                <w:bCs/>
-                <w:color w:val="2E74B5" w:themeColor="accent5" w:themeShade="BF"/>
-                <w:lang w:val="en"/>
-              </w:rPr>
-              <w:t>frequency</w:t>
-            </w:r>
-            <w:r>
-              <w:rPr>
-                <w:bCs/>
-                <w:color w:val="2E74B5" w:themeColor="accent5" w:themeShade="BF"/>
-                <w:lang w:val="en"/>
-              </w:rPr>
-              <w:t>)</w:t>
+              <w:t>frequency)</w:t>
             </w:r>
             <w:r>
               <w:rPr>
@@ -1739,20 +1781,148 @@
               <w:t xml:space="preserve"> – </w:t>
             </w:r>
             <w:r>
-              <w:t xml:space="preserve">The </w:t>
-            </w:r>
-            <w:r>
-              <w:t>frequency</w:t>
-            </w:r>
-            <w:r>
-              <w:t xml:space="preserve"> value</w:t>
-            </w:r>
-            <w:r>
-              <w:t xml:space="preserve"> in Hertz (Hz)</w:t>
-            </w:r>
-            <w:r>
-              <w:t>. Can be a positive integer value. No default value.</w:t>
-            </w:r>
+              <w:t>The frequency value in Hertz (Hz). Can be a positive integer value. No default value.</w:t>
+            </w:r>
+          </w:p>
+        </w:tc>
+      </w:tr>
+    </w:tbl>
+    <w:p>
+      <w:pPr>
+        <w:rPr>
+          <w:szCs w:val="20"/>
+          <w:lang w:val="en"/>
+        </w:rPr>
+      </w:pPr>
+    </w:p>
+    <w:tbl>
+      <w:tblPr>
+        <w:tblStyle w:val="TableGrid"/>
+        <w:tblW w:w="8265" w:type="dxa"/>
+        <w:jc w:val="center"/>
+        <w:tblBorders>
+          <w:top w:val="single" w:sz="24" w:space="0" w:color="9CC2E5" w:themeColor="accent5" w:themeTint="99"/>
+          <w:left w:val="none" w:sz="0" w:space="0" w:color="auto"/>
+          <w:bottom w:val="none" w:sz="0" w:space="0" w:color="auto"/>
+          <w:right w:val="none" w:sz="0" w:space="0" w:color="auto"/>
+          <w:insideH w:val="none" w:sz="0" w:space="0" w:color="auto"/>
+          <w:insideV w:val="none" w:sz="0" w:space="0" w:color="auto"/>
+        </w:tblBorders>
+        <w:shd w:val="clear" w:color="auto" w:fill="E2EFD9" w:themeFill="accent6" w:themeFillTint="33"/>
+        <w:tblLook w:val="04A0" w:firstRow="1" w:lastRow="0" w:firstColumn="1" w:lastColumn="0" w:noHBand="0" w:noVBand="1"/>
+      </w:tblPr>
+      <w:tblGrid>
+        <w:gridCol w:w="8265"/>
+      </w:tblGrid>
+      <w:tr>
+        <w:trPr>
+          <w:jc w:val="center"/>
+        </w:trPr>
+        <w:tc>
+          <w:tcPr>
+            <w:tcW w:w="8265" w:type="dxa"/>
+            <w:tcBorders>
+              <w:top w:val="double" w:sz="4" w:space="0" w:color="70AD47" w:themeColor="accent6"/>
+              <w:left w:val="double" w:sz="4" w:space="0" w:color="70AD47" w:themeColor="accent6"/>
+              <w:bottom w:val="double" w:sz="4" w:space="0" w:color="70AD47" w:themeColor="accent6"/>
+              <w:right w:val="double" w:sz="4" w:space="0" w:color="70AD47" w:themeColor="accent6"/>
+            </w:tcBorders>
+            <w:shd w:val="clear" w:color="auto" w:fill="E2EFD9" w:themeFill="accent6" w:themeFillTint="33"/>
+          </w:tcPr>
+          <w:p>
+            <w:pPr>
+              <w:autoSpaceDE w:val="0"/>
+              <w:autoSpaceDN w:val="0"/>
+              <w:adjustRightInd w:val="0"/>
+              <w:rPr>
+                <w:rFonts w:ascii="Courier New" w:hAnsi="Courier New" w:cs="Courier New"/>
+                <w:sz w:val="18"/>
+                <w:szCs w:val="18"/>
+              </w:rPr>
+            </w:pPr>
+          </w:p>
+          <w:p>
+            <w:pPr>
+              <w:rPr>
+                <w:szCs w:val="20"/>
+              </w:rPr>
+            </w:pPr>
+            <w:r>
+              <w:rPr>
+                <w:szCs w:val="20"/>
+              </w:rPr>
+              <w:t xml:space="preserve">&gt;&gt;&gt; from cedargrove_unit_converter.music_MIDI import </w:t>
+            </w:r>
+            <w:r>
+              <w:rPr>
+                <w:szCs w:val="20"/>
+              </w:rPr>
+              <w:t>note_to_frequency, frequency_to_note</w:t>
+            </w:r>
+          </w:p>
+          <w:p>
+            <w:pPr>
+              <w:rPr>
+                <w:szCs w:val="20"/>
+              </w:rPr>
+            </w:pPr>
+            <w:r>
+              <w:rPr>
+                <w:szCs w:val="20"/>
+              </w:rPr>
+              <w:t>&gt;&gt;&gt; note_to_frequency(60)</w:t>
+            </w:r>
+          </w:p>
+          <w:p>
+            <w:pPr>
+              <w:rPr>
+                <w:szCs w:val="20"/>
+              </w:rPr>
+            </w:pPr>
+            <w:r>
+              <w:rPr>
+                <w:szCs w:val="20"/>
+              </w:rPr>
+              <w:t>261.625</w:t>
+            </w:r>
+          </w:p>
+          <w:p>
+            <w:pPr>
+              <w:rPr>
+                <w:szCs w:val="20"/>
+              </w:rPr>
+            </w:pPr>
+            <w:r>
+              <w:rPr>
+                <w:szCs w:val="20"/>
+              </w:rPr>
+              <w:t>&gt;&gt;&gt; frequency_to_note(261.63)</w:t>
+            </w:r>
+          </w:p>
+          <w:p>
+            <w:pPr>
+              <w:rPr>
+                <w:szCs w:val="20"/>
+              </w:rPr>
+            </w:pPr>
+            <w:r>
+              <w:rPr>
+                <w:szCs w:val="20"/>
+              </w:rPr>
+              <w:t>60</w:t>
+            </w:r>
+          </w:p>
+          <w:p>
+            <w:pPr>
+              <w:autoSpaceDE w:val="0"/>
+              <w:autoSpaceDN w:val="0"/>
+              <w:adjustRightInd w:val="0"/>
+              <w:rPr>
+                <w:rFonts w:ascii="Courier New" w:hAnsi="Courier New" w:cs="Courier New"/>
+                <w:sz w:val="18"/>
+                <w:szCs w:val="18"/>
+              </w:rPr>
+            </w:pPr>
           </w:p>
         </w:tc>
       </w:tr>
@@ -1797,7 +1967,6 @@
                 <w:lang w:val="en"/>
               </w:rPr>
             </w:pPr>
-            <w:proofErr w:type="spellStart"/>
             <w:r>
               <w:rPr>
                 <w:bCs/>
@@ -1816,62 +1985,31 @@
                 <w:color w:val="2E74B5" w:themeColor="accent5" w:themeShade="BF"/>
                 <w:lang w:val="en"/>
               </w:rPr>
-              <w:t>class</w:t>
-            </w:r>
-            <w:proofErr w:type="spellEnd"/>
-            <w:r>
-              <w:rPr>
-                <w:bCs/>
-                <w:i/>
+              <w:t xml:space="preserve">class </w:t>
+            </w:r>
+            <w:r>
+              <w:rPr>
+                <w:bCs/>
                 <w:iCs/>
+                <w:lang w:val="en"/>
+              </w:rPr>
+              <w:t>music_MIDI.cc_code_to_description</w:t>
+            </w:r>
+            <w:r>
+              <w:rPr>
+                <w:bCs/>
                 <w:color w:val="2E74B5" w:themeColor="accent5" w:themeShade="BF"/>
                 <w:lang w:val="en"/>
               </w:rPr>
-              <w:t xml:space="preserve"> </w:t>
-            </w:r>
-            <w:proofErr w:type="spellStart"/>
-            <w:r>
-              <w:rPr>
-                <w:bCs/>
-                <w:iCs/>
-                <w:lang w:val="en"/>
-              </w:rPr>
-              <w:t>music_MIDI.</w:t>
-            </w:r>
-            <w:r>
-              <w:rPr>
-                <w:bCs/>
-                <w:iCs/>
-                <w:lang w:val="en"/>
-              </w:rPr>
-              <w:t>cc_code_to_description</w:t>
-            </w:r>
-            <w:proofErr w:type="spellEnd"/>
+              <w:t>(</w:t>
+            </w:r>
             <w:r>
               <w:rPr>
                 <w:bCs/>
                 <w:color w:val="2E74B5" w:themeColor="accent5" w:themeShade="BF"/>
                 <w:lang w:val="en"/>
               </w:rPr>
-              <w:t>(</w:t>
-            </w:r>
-            <w:proofErr w:type="spellStart"/>
-            <w:r>
-              <w:rPr>
-                <w:bCs/>
-                <w:color w:val="2E74B5" w:themeColor="accent5" w:themeShade="BF"/>
-                <w:lang w:val="en"/>
-              </w:rPr>
-              <w:t>cc_code</w:t>
-            </w:r>
-            <w:proofErr w:type="spellEnd"/>
-            <w:r>
-              <w:rPr>
-                <w:bCs/>
-                <w:color w:val="2E74B5" w:themeColor="accent5" w:themeShade="BF"/>
-                <w:lang w:val="en"/>
-              </w:rPr>
-              <w:t>)</w:t>
+              <w:t>cc_code)</w:t>
             </w:r>
             <w:r>
               <w:rPr>
@@ -1982,7 +2120,6 @@
                 <w:numId w:val="4"/>
               </w:numPr>
             </w:pPr>
-            <w:proofErr w:type="spellStart"/>
             <w:r>
               <w:rPr>
                 <w:b/>
@@ -1990,18 +2127,11 @@
               </w:rPr>
               <w:t>cc_code</w:t>
             </w:r>
-            <w:proofErr w:type="spellEnd"/>
             <w:r>
               <w:t xml:space="preserve"> – </w:t>
             </w:r>
             <w:r>
-              <w:t xml:space="preserve">The </w:t>
-            </w:r>
-            <w:r>
-              <w:t>Control Change controller</w:t>
-            </w:r>
-            <w:r>
-              <w:t xml:space="preserve"> value. Can be a positive integer value. No default value.</w:t>
+              <w:t>The Control Change controller value. Can be a positive integer value. No default value.</w:t>
             </w:r>
           </w:p>
         </w:tc>
@@ -2009,6 +2139,149 @@
     </w:tbl>
     <w:p>
       <w:pPr>
+        <w:rPr>
+          <w:szCs w:val="20"/>
+          <w:lang w:val="en"/>
+        </w:rPr>
+      </w:pPr>
+    </w:p>
+    <w:tbl>
+      <w:tblPr>
+        <w:tblStyle w:val="TableGrid"/>
+        <w:tblW w:w="8265" w:type="dxa"/>
+        <w:jc w:val="center"/>
+        <w:tblBorders>
+          <w:top w:val="single" w:sz="24" w:space="0" w:color="9CC2E5" w:themeColor="accent5" w:themeTint="99"/>
+          <w:left w:val="none" w:sz="0" w:space="0" w:color="auto"/>
+          <w:bottom w:val="none" w:sz="0" w:space="0" w:color="auto"/>
+          <w:right w:val="none" w:sz="0" w:space="0" w:color="auto"/>
+          <w:insideH w:val="none" w:sz="0" w:space="0" w:color="auto"/>
+          <w:insideV w:val="none" w:sz="0" w:space="0" w:color="auto"/>
+        </w:tblBorders>
+        <w:shd w:val="clear" w:color="auto" w:fill="E2EFD9" w:themeFill="accent6" w:themeFillTint="33"/>
+        <w:tblLook w:val="04A0" w:firstRow="1" w:lastRow="0" w:firstColumn="1" w:lastColumn="0" w:noHBand="0" w:noVBand="1"/>
+      </w:tblPr>
+      <w:tblGrid>
+        <w:gridCol w:w="8265"/>
+      </w:tblGrid>
+      <w:tr>
+        <w:trPr>
+          <w:jc w:val="center"/>
+        </w:trPr>
+        <w:tc>
+          <w:tcPr>
+            <w:tcW w:w="8265" w:type="dxa"/>
+            <w:tcBorders>
+              <w:top w:val="double" w:sz="4" w:space="0" w:color="70AD47" w:themeColor="accent6"/>
+              <w:left w:val="double" w:sz="4" w:space="0" w:color="70AD47" w:themeColor="accent6"/>
+              <w:bottom w:val="double" w:sz="4" w:space="0" w:color="70AD47" w:themeColor="accent6"/>
+              <w:right w:val="double" w:sz="4" w:space="0" w:color="70AD47" w:themeColor="accent6"/>
+            </w:tcBorders>
+            <w:shd w:val="clear" w:color="auto" w:fill="E2EFD9" w:themeFill="accent6" w:themeFillTint="33"/>
+          </w:tcPr>
+          <w:p>
+            <w:pPr>
+              <w:autoSpaceDE w:val="0"/>
+              <w:autoSpaceDN w:val="0"/>
+              <w:adjustRightInd w:val="0"/>
+              <w:rPr>
+                <w:rFonts w:ascii="Courier New" w:hAnsi="Courier New" w:cs="Courier New"/>
+                <w:sz w:val="18"/>
+                <w:szCs w:val="18"/>
+              </w:rPr>
+            </w:pPr>
+            <w:bookmarkStart w:id="0" w:name="_Hlk37320529"/>
+          </w:p>
+          <w:p>
+            <w:pPr>
+              <w:rPr>
+                <w:szCs w:val="20"/>
+              </w:rPr>
+            </w:pPr>
+            <w:r>
+              <w:rPr>
+                <w:szCs w:val="20"/>
+              </w:rPr>
+              <w:t xml:space="preserve">&gt;&gt;&gt; from cedargrove_unit_converter.music_MIDI import </w:t>
+            </w:r>
+            <w:r>
+              <w:rPr>
+                <w:szCs w:val="20"/>
+              </w:rPr>
+              <w:t>cc_code_to_description</w:t>
+            </w:r>
+          </w:p>
+          <w:p>
+            <w:pPr>
+              <w:rPr>
+                <w:szCs w:val="20"/>
+              </w:rPr>
+            </w:pPr>
+            <w:r>
+              <w:rPr>
+                <w:szCs w:val="20"/>
+              </w:rPr>
+              <w:t>&gt;&gt;&gt; cc_code_to_description(24)</w:t>
+            </w:r>
+          </w:p>
+          <w:p>
+            <w:pPr>
+              <w:rPr>
+                <w:szCs w:val="20"/>
+              </w:rPr>
+            </w:pPr>
+            <w:r>
+              <w:rPr>
+                <w:szCs w:val="20"/>
+              </w:rPr>
+              <w:t>'Ctrl_24'</w:t>
+            </w:r>
+          </w:p>
+          <w:p>
+            <w:pPr>
+              <w:rPr>
+                <w:szCs w:val="20"/>
+              </w:rPr>
+            </w:pPr>
+            <w:r>
+              <w:rPr>
+                <w:szCs w:val="20"/>
+              </w:rPr>
+              <w:t>&gt;&gt;&gt; cc_code_to_description(1)</w:t>
+            </w:r>
+          </w:p>
+          <w:p>
+            <w:pPr>
+              <w:rPr>
+                <w:szCs w:val="20"/>
+              </w:rPr>
+            </w:pPr>
+            <w:r>
+              <w:rPr>
+                <w:szCs w:val="20"/>
+              </w:rPr>
+              <w:t>'Modulation'</w:t>
+            </w:r>
+          </w:p>
+          <w:p>
+            <w:pPr>
+              <w:autoSpaceDE w:val="0"/>
+              <w:autoSpaceDN w:val="0"/>
+              <w:adjustRightInd w:val="0"/>
+              <w:rPr>
+                <w:rFonts w:ascii="Courier New" w:hAnsi="Courier New" w:cs="Courier New"/>
+                <w:sz w:val="18"/>
+                <w:szCs w:val="18"/>
+              </w:rPr>
+            </w:pPr>
+          </w:p>
+        </w:tc>
+      </w:tr>
+      <w:bookmarkEnd w:id="0"/>
+    </w:tbl>
+    <w:p>
+      <w:pPr>
+        <w:spacing w:after="0" w:line="240" w:lineRule="auto"/>
         <w:rPr>
           <w:szCs w:val="20"/>
           <w:lang w:val="en"/>
@@ -4229,7 +4502,6 @@
   <w:style w:type="character" w:default="1" w:styleId="DefaultParagraphFont">
     <w:name w:val="Default Paragraph Font"/>
     <w:uiPriority w:val="1"/>
-    <w:semiHidden/>
     <w:unhideWhenUsed/>
   </w:style>
   <w:style w:type="table" w:default="1" w:styleId="TableNormal">

--- a/docs/pseudo_readthedocs_music_MIDI.docx
+++ b/docs/pseudo_readthedocs_music_MIDI.docx
@@ -9,9 +9,11 @@
           <w:lang w:val="en"/>
         </w:rPr>
       </w:pPr>
+      <w:proofErr w:type="spellStart"/>
       <w:r>
         <w:t>music_MIDI</w:t>
       </w:r>
+      <w:proofErr w:type="spellEnd"/>
     </w:p>
     <w:p>
       <w:pPr>
@@ -235,6 +237,7 @@
                 <w:lang w:val="en"/>
               </w:rPr>
             </w:pPr>
+            <w:proofErr w:type="spellStart"/>
             <w:r>
               <w:rPr>
                 <w:bCs/>
@@ -253,8 +256,20 @@
                 <w:color w:val="2E74B5" w:themeColor="accent5" w:themeShade="BF"/>
                 <w:lang w:val="en"/>
               </w:rPr>
-              <w:t xml:space="preserve">class </w:t>
-            </w:r>
+              <w:t>class</w:t>
+            </w:r>
+            <w:proofErr w:type="spellEnd"/>
+            <w:r>
+              <w:rPr>
+                <w:bCs/>
+                <w:i/>
+                <w:iCs/>
+                <w:color w:val="2E74B5" w:themeColor="accent5" w:themeShade="BF"/>
+                <w:lang w:val="en"/>
+              </w:rPr>
+              <w:t xml:space="preserve"> </w:t>
+            </w:r>
+            <w:proofErr w:type="spellStart"/>
             <w:r>
               <w:rPr>
                 <w:bCs/>
@@ -295,6 +310,7 @@
               </w:rPr>
               <w:t>name</w:t>
             </w:r>
+            <w:proofErr w:type="spellEnd"/>
             <w:r>
               <w:rPr>
                 <w:bCs/>
@@ -379,7 +395,21 @@
         <w:rPr>
           <w:lang w:val="en"/>
         </w:rPr>
-        <w:t>character strings expressed in the format NoteOctave, such as</w:t>
+        <w:t xml:space="preserve">character strings expressed in the format </w:t>
+      </w:r>
+      <w:proofErr w:type="spellStart"/>
+      <w:r>
+        <w:rPr>
+          <w:lang w:val="en"/>
+        </w:rPr>
+        <w:t>NoteOctave</w:t>
+      </w:r>
+      <w:proofErr w:type="spellEnd"/>
+      <w:r>
+        <w:rPr>
+          <w:lang w:val="en"/>
+        </w:rPr>
+        <w:t>, such as</w:t>
       </w:r>
       <w:r>
         <w:rPr>
@@ -509,11 +539,16 @@
             <w:r>
               <w:t xml:space="preserve">. No default </w:t>
             </w:r>
+            <w:proofErr w:type="gramStart"/>
             <w:r>
               <w:t>valu</w:t>
             </w:r>
             <w:r>
-              <w:t>e.</w:t>
+              <w:t>e</w:t>
+            </w:r>
+            <w:proofErr w:type="gramEnd"/>
+            <w:r>
+              <w:t>.</w:t>
             </w:r>
           </w:p>
         </w:tc>
@@ -521,11 +556,25 @@
     </w:tbl>
     <w:p>
       <w:pPr>
-        <w:rPr>
-          <w:szCs w:val="20"/>
-          <w:lang w:val="en"/>
-        </w:rPr>
-      </w:pPr>
+        <w:pStyle w:val="Heading3"/>
+        <w:rPr>
+          <w:lang w:val="en"/>
+        </w:rPr>
+      </w:pPr>
+    </w:p>
+    <w:p>
+      <w:pPr>
+        <w:pStyle w:val="Heading3"/>
+        <w:rPr>
+          <w:lang w:val="en"/>
+        </w:rPr>
+      </w:pPr>
+      <w:r>
+        <w:rPr>
+          <w:lang w:val="en"/>
+        </w:rPr>
+        <w:t>Example:</w:t>
+      </w:r>
     </w:p>
     <w:tbl>
       <w:tblPr>
@@ -583,14 +632,44 @@
               <w:rPr>
                 <w:szCs w:val="20"/>
               </w:rPr>
-              <w:t xml:space="preserve">&gt;&gt;&gt; from cedargrove_unit_converter.music_MIDI import </w:t>
-            </w:r>
+              <w:t xml:space="preserve">&gt;&gt;&gt; from </w:t>
+            </w:r>
+            <w:proofErr w:type="spellStart"/>
+            <w:r>
+              <w:rPr>
+                <w:szCs w:val="20"/>
+              </w:rPr>
+              <w:t>cedargrove_unit_</w:t>
+            </w:r>
+            <w:proofErr w:type="gramStart"/>
+            <w:r>
+              <w:rPr>
+                <w:szCs w:val="20"/>
+              </w:rPr>
+              <w:t>converter.music</w:t>
+            </w:r>
+            <w:proofErr w:type="gramEnd"/>
+            <w:r>
+              <w:rPr>
+                <w:szCs w:val="20"/>
+              </w:rPr>
+              <w:t>_MIDI</w:t>
+            </w:r>
+            <w:proofErr w:type="spellEnd"/>
+            <w:r>
+              <w:rPr>
+                <w:szCs w:val="20"/>
+              </w:rPr>
+              <w:t xml:space="preserve"> import </w:t>
+            </w:r>
+            <w:proofErr w:type="spellStart"/>
             <w:r>
               <w:rPr>
                 <w:szCs w:val="20"/>
               </w:rPr>
               <w:t>note_or_name</w:t>
             </w:r>
+            <w:proofErr w:type="spellEnd"/>
           </w:p>
           <w:p>
             <w:pPr>
@@ -602,7 +681,21 @@
               <w:rPr>
                 <w:szCs w:val="20"/>
               </w:rPr>
-              <w:t>&gt;&gt;&gt; note_or_name('G5')</w:t>
+              <w:t xml:space="preserve">&gt;&gt;&gt; </w:t>
+            </w:r>
+            <w:proofErr w:type="spellStart"/>
+            <w:r>
+              <w:rPr>
+                <w:szCs w:val="20"/>
+              </w:rPr>
+              <w:t>note_or_name</w:t>
+            </w:r>
+            <w:proofErr w:type="spellEnd"/>
+            <w:r>
+              <w:rPr>
+                <w:szCs w:val="20"/>
+              </w:rPr>
+              <w:t>('G5')</w:t>
             </w:r>
           </w:p>
           <w:p>
@@ -628,7 +721,35 @@
               <w:rPr>
                 <w:szCs w:val="20"/>
               </w:rPr>
-              <w:t>&gt;&gt;&gt; note_or_name(79)</w:t>
+              <w:t xml:space="preserve">&gt;&gt;&gt; </w:t>
+            </w:r>
+            <w:proofErr w:type="spellStart"/>
+            <w:r>
+              <w:rPr>
+                <w:szCs w:val="20"/>
+              </w:rPr>
+              <w:t>note_or_</w:t>
+            </w:r>
+            <w:proofErr w:type="gramStart"/>
+            <w:r>
+              <w:rPr>
+                <w:szCs w:val="20"/>
+              </w:rPr>
+              <w:t>name</w:t>
+            </w:r>
+            <w:proofErr w:type="spellEnd"/>
+            <w:r>
+              <w:rPr>
+                <w:szCs w:val="20"/>
+              </w:rPr>
+              <w:t>(</w:t>
+            </w:r>
+            <w:proofErr w:type="gramEnd"/>
+            <w:r>
+              <w:rPr>
+                <w:szCs w:val="20"/>
+              </w:rPr>
+              <w:t>79)</w:t>
             </w:r>
           </w:p>
           <w:p>
@@ -707,6 +828,7 @@
                 <w:lang w:val="en"/>
               </w:rPr>
             </w:pPr>
+            <w:proofErr w:type="spellStart"/>
             <w:r>
               <w:rPr>
                 <w:bCs/>
@@ -725,8 +847,20 @@
                 <w:color w:val="2E74B5" w:themeColor="accent5" w:themeShade="BF"/>
                 <w:lang w:val="en"/>
               </w:rPr>
-              <w:t xml:space="preserve">class </w:t>
-            </w:r>
+              <w:t>class</w:t>
+            </w:r>
+            <w:proofErr w:type="spellEnd"/>
+            <w:r>
+              <w:rPr>
+                <w:bCs/>
+                <w:i/>
+                <w:iCs/>
+                <w:color w:val="2E74B5" w:themeColor="accent5" w:themeShade="BF"/>
+                <w:lang w:val="en"/>
+              </w:rPr>
+              <w:t xml:space="preserve"> </w:t>
+            </w:r>
+            <w:proofErr w:type="spellStart"/>
             <w:r>
               <w:rPr>
                 <w:bCs/>
@@ -735,6 +869,7 @@
               </w:rPr>
               <w:t>music_MIDI.note_to_name</w:t>
             </w:r>
+            <w:proofErr w:type="spellEnd"/>
             <w:r>
               <w:rPr>
                 <w:bCs/>
@@ -805,7 +940,21 @@
         <w:rPr>
           <w:lang w:val="en"/>
         </w:rPr>
-        <w:t>character strings expressed in the format NoteOctave, such as</w:t>
+        <w:t xml:space="preserve">character strings expressed in the format </w:t>
+      </w:r>
+      <w:proofErr w:type="spellStart"/>
+      <w:r>
+        <w:rPr>
+          <w:lang w:val="en"/>
+        </w:rPr>
+        <w:t>NoteOctave</w:t>
+      </w:r>
+      <w:proofErr w:type="spellEnd"/>
+      <w:r>
+        <w:rPr>
+          <w:lang w:val="en"/>
+        </w:rPr>
+        <w:t>, such as</w:t>
       </w:r>
       <w:r>
         <w:rPr>
@@ -915,7 +1064,15 @@
               <w:t xml:space="preserve"> – </w:t>
             </w:r>
             <w:r>
-              <w:t>The note value. Can be a positive integer value. No default value.</w:t>
+              <w:t xml:space="preserve">The note value. Can be a positive integer value. No default </w:t>
+            </w:r>
+            <w:proofErr w:type="gramStart"/>
+            <w:r>
+              <w:t>value</w:t>
+            </w:r>
+            <w:proofErr w:type="gramEnd"/>
+            <w:r>
+              <w:t>.</w:t>
             </w:r>
           </w:p>
         </w:tc>
@@ -961,6 +1118,7 @@
                 <w:lang w:val="en"/>
               </w:rPr>
             </w:pPr>
+            <w:proofErr w:type="spellStart"/>
             <w:r>
               <w:rPr>
                 <w:bCs/>
@@ -979,8 +1137,20 @@
                 <w:color w:val="2E74B5" w:themeColor="accent5" w:themeShade="BF"/>
                 <w:lang w:val="en"/>
               </w:rPr>
-              <w:t xml:space="preserve">class </w:t>
-            </w:r>
+              <w:t>class</w:t>
+            </w:r>
+            <w:proofErr w:type="spellEnd"/>
+            <w:r>
+              <w:rPr>
+                <w:bCs/>
+                <w:i/>
+                <w:iCs/>
+                <w:color w:val="2E74B5" w:themeColor="accent5" w:themeShade="BF"/>
+                <w:lang w:val="en"/>
+              </w:rPr>
+              <w:t xml:space="preserve"> </w:t>
+            </w:r>
+            <w:proofErr w:type="spellStart"/>
             <w:r>
               <w:rPr>
                 <w:bCs/>
@@ -989,6 +1159,7 @@
               </w:rPr>
               <w:t>music_MIDI.name_to_note</w:t>
             </w:r>
+            <w:proofErr w:type="spellEnd"/>
             <w:r>
               <w:rPr>
                 <w:bCs/>
@@ -1039,7 +1210,21 @@
         <w:rPr>
           <w:lang w:val="en"/>
         </w:rPr>
-        <w:t>character strings expressed in the format NoteOctave, such as</w:t>
+        <w:t xml:space="preserve">character strings expressed in the format </w:t>
+      </w:r>
+      <w:proofErr w:type="spellStart"/>
+      <w:r>
+        <w:rPr>
+          <w:lang w:val="en"/>
+        </w:rPr>
+        <w:t>NoteOctave</w:t>
+      </w:r>
+      <w:proofErr w:type="spellEnd"/>
+      <w:r>
+        <w:rPr>
+          <w:lang w:val="en"/>
+        </w:rPr>
+        <w:t>, such as</w:t>
       </w:r>
       <w:r>
         <w:rPr>
@@ -1161,7 +1346,15 @@
               <w:t xml:space="preserve"> – </w:t>
             </w:r>
             <w:r>
-              <w:t>The note name string representation. No default value.</w:t>
+              <w:t xml:space="preserve">The note name string representation. No default </w:t>
+            </w:r>
+            <w:proofErr w:type="gramStart"/>
+            <w:r>
+              <w:t>value</w:t>
+            </w:r>
+            <w:proofErr w:type="gramEnd"/>
+            <w:r>
+              <w:t>.</w:t>
             </w:r>
           </w:p>
         </w:tc>
@@ -1169,11 +1362,25 @@
     </w:tbl>
     <w:p>
       <w:pPr>
-        <w:rPr>
-          <w:szCs w:val="20"/>
-          <w:lang w:val="en"/>
-        </w:rPr>
-      </w:pPr>
+        <w:pStyle w:val="Heading3"/>
+        <w:rPr>
+          <w:lang w:val="en"/>
+        </w:rPr>
+      </w:pPr>
+    </w:p>
+    <w:p>
+      <w:pPr>
+        <w:pStyle w:val="Heading3"/>
+        <w:rPr>
+          <w:lang w:val="en"/>
+        </w:rPr>
+      </w:pPr>
+      <w:r>
+        <w:rPr>
+          <w:lang w:val="en"/>
+        </w:rPr>
+        <w:t>Example:</w:t>
+      </w:r>
     </w:p>
     <w:tbl>
       <w:tblPr>
@@ -1231,14 +1438,58 @@
               <w:rPr>
                 <w:szCs w:val="20"/>
               </w:rPr>
-              <w:t xml:space="preserve">&gt;&gt;&gt; from cedargrove_unit_converter.music_MIDI import </w:t>
-            </w:r>
-            <w:r>
-              <w:rPr>
-                <w:szCs w:val="20"/>
-              </w:rPr>
-              <w:t>note_to_name, name_to_note</w:t>
-            </w:r>
+              <w:t xml:space="preserve">&gt;&gt;&gt; from </w:t>
+            </w:r>
+            <w:proofErr w:type="spellStart"/>
+            <w:r>
+              <w:rPr>
+                <w:szCs w:val="20"/>
+              </w:rPr>
+              <w:t>cedargrove_unit_</w:t>
+            </w:r>
+            <w:proofErr w:type="gramStart"/>
+            <w:r>
+              <w:rPr>
+                <w:szCs w:val="20"/>
+              </w:rPr>
+              <w:t>converter.music</w:t>
+            </w:r>
+            <w:proofErr w:type="gramEnd"/>
+            <w:r>
+              <w:rPr>
+                <w:szCs w:val="20"/>
+              </w:rPr>
+              <w:t>_MIDI</w:t>
+            </w:r>
+            <w:proofErr w:type="spellEnd"/>
+            <w:r>
+              <w:rPr>
+                <w:szCs w:val="20"/>
+              </w:rPr>
+              <w:t xml:space="preserve"> import </w:t>
+            </w:r>
+            <w:proofErr w:type="spellStart"/>
+            <w:r>
+              <w:rPr>
+                <w:szCs w:val="20"/>
+              </w:rPr>
+              <w:t>note_to_name</w:t>
+            </w:r>
+            <w:proofErr w:type="spellEnd"/>
+            <w:r>
+              <w:rPr>
+                <w:szCs w:val="20"/>
+              </w:rPr>
+              <w:t xml:space="preserve">, </w:t>
+            </w:r>
+            <w:proofErr w:type="spellStart"/>
+            <w:r>
+              <w:rPr>
+                <w:szCs w:val="20"/>
+              </w:rPr>
+              <w:t>name_to_note</w:t>
+            </w:r>
+            <w:proofErr w:type="spellEnd"/>
           </w:p>
           <w:p>
             <w:pPr>
@@ -1250,7 +1501,35 @@
               <w:rPr>
                 <w:szCs w:val="20"/>
               </w:rPr>
-              <w:t>&gt;&gt;&gt; note_to_name(70)</w:t>
+              <w:t xml:space="preserve">&gt;&gt;&gt; </w:t>
+            </w:r>
+            <w:proofErr w:type="spellStart"/>
+            <w:r>
+              <w:rPr>
+                <w:szCs w:val="20"/>
+              </w:rPr>
+              <w:t>note_to_</w:t>
+            </w:r>
+            <w:proofErr w:type="gramStart"/>
+            <w:r>
+              <w:rPr>
+                <w:szCs w:val="20"/>
+              </w:rPr>
+              <w:t>name</w:t>
+            </w:r>
+            <w:proofErr w:type="spellEnd"/>
+            <w:r>
+              <w:rPr>
+                <w:szCs w:val="20"/>
+              </w:rPr>
+              <w:t>(</w:t>
+            </w:r>
+            <w:proofErr w:type="gramEnd"/>
+            <w:r>
+              <w:rPr>
+                <w:szCs w:val="20"/>
+              </w:rPr>
+              <w:t>70)</w:t>
             </w:r>
           </w:p>
           <w:p>
@@ -1276,7 +1555,21 @@
               <w:rPr>
                 <w:szCs w:val="20"/>
               </w:rPr>
-              <w:t>&gt;&gt;&gt; name_to_note('A#4')</w:t>
+              <w:t xml:space="preserve">&gt;&gt;&gt; </w:t>
+            </w:r>
+            <w:proofErr w:type="spellStart"/>
+            <w:r>
+              <w:rPr>
+                <w:szCs w:val="20"/>
+              </w:rPr>
+              <w:t>name_to_note</w:t>
+            </w:r>
+            <w:proofErr w:type="spellEnd"/>
+            <w:r>
+              <w:rPr>
+                <w:szCs w:val="20"/>
+              </w:rPr>
+              <w:t>('A#4')</w:t>
             </w:r>
           </w:p>
           <w:p>
@@ -1307,6 +1600,14 @@
         </w:tc>
       </w:tr>
     </w:tbl>
+    <w:p>
+      <w:pPr>
+        <w:rPr>
+          <w:szCs w:val="20"/>
+          <w:lang w:val="en"/>
+        </w:rPr>
+      </w:pPr>
+    </w:p>
     <w:p>
       <w:pPr>
         <w:rPr>
@@ -1347,6 +1648,7 @@
                 <w:lang w:val="en"/>
               </w:rPr>
             </w:pPr>
+            <w:proofErr w:type="spellStart"/>
             <w:r>
               <w:rPr>
                 <w:bCs/>
@@ -1365,8 +1667,20 @@
                 <w:color w:val="2E74B5" w:themeColor="accent5" w:themeShade="BF"/>
                 <w:lang w:val="en"/>
               </w:rPr>
-              <w:t xml:space="preserve">class </w:t>
-            </w:r>
+              <w:t>class</w:t>
+            </w:r>
+            <w:proofErr w:type="spellEnd"/>
+            <w:r>
+              <w:rPr>
+                <w:bCs/>
+                <w:i/>
+                <w:iCs/>
+                <w:color w:val="2E74B5" w:themeColor="accent5" w:themeShade="BF"/>
+                <w:lang w:val="en"/>
+              </w:rPr>
+              <w:t xml:space="preserve"> </w:t>
+            </w:r>
+            <w:proofErr w:type="spellStart"/>
             <w:r>
               <w:rPr>
                 <w:bCs/>
@@ -1375,6 +1689,7 @@
               </w:rPr>
               <w:t>music_MIDI.note_to_frequency</w:t>
             </w:r>
+            <w:proofErr w:type="spellEnd"/>
             <w:r>
               <w:rPr>
                 <w:bCs/>
@@ -1535,7 +1850,15 @@
               <w:t xml:space="preserve"> – </w:t>
             </w:r>
             <w:r>
-              <w:t>The note value. Can be a positive integer value. No default value.</w:t>
+              <w:t xml:space="preserve">The note value. Can be a positive integer value. No default </w:t>
+            </w:r>
+            <w:proofErr w:type="gramStart"/>
+            <w:r>
+              <w:t>value</w:t>
+            </w:r>
+            <w:proofErr w:type="gramEnd"/>
+            <w:r>
+              <w:t>.</w:t>
             </w:r>
           </w:p>
         </w:tc>
@@ -1581,6 +1904,7 @@
                 <w:lang w:val="en"/>
               </w:rPr>
             </w:pPr>
+            <w:proofErr w:type="spellStart"/>
             <w:r>
               <w:rPr>
                 <w:bCs/>
@@ -1599,8 +1923,20 @@
                 <w:color w:val="2E74B5" w:themeColor="accent5" w:themeShade="BF"/>
                 <w:lang w:val="en"/>
               </w:rPr>
-              <w:t xml:space="preserve">class </w:t>
-            </w:r>
+              <w:t>class</w:t>
+            </w:r>
+            <w:proofErr w:type="spellEnd"/>
+            <w:r>
+              <w:rPr>
+                <w:bCs/>
+                <w:i/>
+                <w:iCs/>
+                <w:color w:val="2E74B5" w:themeColor="accent5" w:themeShade="BF"/>
+                <w:lang w:val="en"/>
+              </w:rPr>
+              <w:t xml:space="preserve"> </w:t>
+            </w:r>
+            <w:proofErr w:type="spellStart"/>
             <w:r>
               <w:rPr>
                 <w:bCs/>
@@ -1609,6 +1945,7 @@
               </w:rPr>
               <w:t>music_MIDI.frequency_to_note</w:t>
             </w:r>
+            <w:proofErr w:type="spellEnd"/>
             <w:r>
               <w:rPr>
                 <w:bCs/>
@@ -1781,7 +2118,15 @@
               <w:t xml:space="preserve"> – </w:t>
             </w:r>
             <w:r>
-              <w:t>The frequency value in Hertz (Hz). Can be a positive integer value. No default value.</w:t>
+              <w:t xml:space="preserve">The frequency value in Hertz (Hz). Can be a positive integer value. No default </w:t>
+            </w:r>
+            <w:proofErr w:type="gramStart"/>
+            <w:r>
+              <w:t>value</w:t>
+            </w:r>
+            <w:proofErr w:type="gramEnd"/>
+            <w:r>
+              <w:t>.</w:t>
             </w:r>
           </w:p>
         </w:tc>
@@ -1789,11 +2134,25 @@
     </w:tbl>
     <w:p>
       <w:pPr>
-        <w:rPr>
-          <w:szCs w:val="20"/>
-          <w:lang w:val="en"/>
-        </w:rPr>
-      </w:pPr>
+        <w:pStyle w:val="Heading3"/>
+        <w:rPr>
+          <w:lang w:val="en"/>
+        </w:rPr>
+      </w:pPr>
+    </w:p>
+    <w:p>
+      <w:pPr>
+        <w:pStyle w:val="Heading3"/>
+        <w:rPr>
+          <w:lang w:val="en"/>
+        </w:rPr>
+      </w:pPr>
+      <w:r>
+        <w:rPr>
+          <w:lang w:val="en"/>
+        </w:rPr>
+        <w:t>Example:</w:t>
+      </w:r>
     </w:p>
     <w:tbl>
       <w:tblPr>
@@ -1851,14 +2210,58 @@
               <w:rPr>
                 <w:szCs w:val="20"/>
               </w:rPr>
-              <w:t xml:space="preserve">&gt;&gt;&gt; from cedargrove_unit_converter.music_MIDI import </w:t>
-            </w:r>
-            <w:r>
-              <w:rPr>
-                <w:szCs w:val="20"/>
-              </w:rPr>
-              <w:t>note_to_frequency, frequency_to_note</w:t>
-            </w:r>
+              <w:t xml:space="preserve">&gt;&gt;&gt; from </w:t>
+            </w:r>
+            <w:proofErr w:type="spellStart"/>
+            <w:r>
+              <w:rPr>
+                <w:szCs w:val="20"/>
+              </w:rPr>
+              <w:t>cedargrove_unit_</w:t>
+            </w:r>
+            <w:proofErr w:type="gramStart"/>
+            <w:r>
+              <w:rPr>
+                <w:szCs w:val="20"/>
+              </w:rPr>
+              <w:t>converter.music</w:t>
+            </w:r>
+            <w:proofErr w:type="gramEnd"/>
+            <w:r>
+              <w:rPr>
+                <w:szCs w:val="20"/>
+              </w:rPr>
+              <w:t>_MIDI</w:t>
+            </w:r>
+            <w:proofErr w:type="spellEnd"/>
+            <w:r>
+              <w:rPr>
+                <w:szCs w:val="20"/>
+              </w:rPr>
+              <w:t xml:space="preserve"> import </w:t>
+            </w:r>
+            <w:proofErr w:type="spellStart"/>
+            <w:r>
+              <w:rPr>
+                <w:szCs w:val="20"/>
+              </w:rPr>
+              <w:t>note_to_frequency</w:t>
+            </w:r>
+            <w:proofErr w:type="spellEnd"/>
+            <w:r>
+              <w:rPr>
+                <w:szCs w:val="20"/>
+              </w:rPr>
+              <w:t xml:space="preserve">, </w:t>
+            </w:r>
+            <w:proofErr w:type="spellStart"/>
+            <w:r>
+              <w:rPr>
+                <w:szCs w:val="20"/>
+              </w:rPr>
+              <w:t>frequency_to_note</w:t>
+            </w:r>
+            <w:proofErr w:type="spellEnd"/>
           </w:p>
           <w:p>
             <w:pPr>
@@ -1870,7 +2273,35 @@
               <w:rPr>
                 <w:szCs w:val="20"/>
               </w:rPr>
-              <w:t>&gt;&gt;&gt; note_to_frequency(60)</w:t>
+              <w:t xml:space="preserve">&gt;&gt;&gt; </w:t>
+            </w:r>
+            <w:proofErr w:type="spellStart"/>
+            <w:r>
+              <w:rPr>
+                <w:szCs w:val="20"/>
+              </w:rPr>
+              <w:t>note_to_</w:t>
+            </w:r>
+            <w:proofErr w:type="gramStart"/>
+            <w:r>
+              <w:rPr>
+                <w:szCs w:val="20"/>
+              </w:rPr>
+              <w:t>frequency</w:t>
+            </w:r>
+            <w:proofErr w:type="spellEnd"/>
+            <w:r>
+              <w:rPr>
+                <w:szCs w:val="20"/>
+              </w:rPr>
+              <w:t>(</w:t>
+            </w:r>
+            <w:proofErr w:type="gramEnd"/>
+            <w:r>
+              <w:rPr>
+                <w:szCs w:val="20"/>
+              </w:rPr>
+              <w:t>60)</w:t>
             </w:r>
           </w:p>
           <w:p>
@@ -1896,7 +2327,35 @@
               <w:rPr>
                 <w:szCs w:val="20"/>
               </w:rPr>
-              <w:t>&gt;&gt;&gt; frequency_to_note(261.63)</w:t>
+              <w:t xml:space="preserve">&gt;&gt;&gt; </w:t>
+            </w:r>
+            <w:proofErr w:type="spellStart"/>
+            <w:r>
+              <w:rPr>
+                <w:szCs w:val="20"/>
+              </w:rPr>
+              <w:t>frequency_to_</w:t>
+            </w:r>
+            <w:proofErr w:type="gramStart"/>
+            <w:r>
+              <w:rPr>
+                <w:szCs w:val="20"/>
+              </w:rPr>
+              <w:t>note</w:t>
+            </w:r>
+            <w:proofErr w:type="spellEnd"/>
+            <w:r>
+              <w:rPr>
+                <w:szCs w:val="20"/>
+              </w:rPr>
+              <w:t>(</w:t>
+            </w:r>
+            <w:proofErr w:type="gramEnd"/>
+            <w:r>
+              <w:rPr>
+                <w:szCs w:val="20"/>
+              </w:rPr>
+              <w:t>261.63)</w:t>
             </w:r>
           </w:p>
           <w:p>
@@ -1927,6 +2386,14 @@
         </w:tc>
       </w:tr>
     </w:tbl>
+    <w:p>
+      <w:pPr>
+        <w:rPr>
+          <w:szCs w:val="20"/>
+          <w:lang w:val="en"/>
+        </w:rPr>
+      </w:pPr>
+    </w:p>
     <w:p>
       <w:pPr>
         <w:rPr>
@@ -1967,6 +2434,7 @@
                 <w:lang w:val="en"/>
               </w:rPr>
             </w:pPr>
+            <w:proofErr w:type="spellStart"/>
             <w:r>
               <w:rPr>
                 <w:bCs/>
@@ -1985,8 +2453,20 @@
                 <w:color w:val="2E74B5" w:themeColor="accent5" w:themeShade="BF"/>
                 <w:lang w:val="en"/>
               </w:rPr>
-              <w:t xml:space="preserve">class </w:t>
-            </w:r>
+              <w:t>class</w:t>
+            </w:r>
+            <w:proofErr w:type="spellEnd"/>
+            <w:r>
+              <w:rPr>
+                <w:bCs/>
+                <w:i/>
+                <w:iCs/>
+                <w:color w:val="2E74B5" w:themeColor="accent5" w:themeShade="BF"/>
+                <w:lang w:val="en"/>
+              </w:rPr>
+              <w:t xml:space="preserve"> </w:t>
+            </w:r>
+            <w:proofErr w:type="spellStart"/>
             <w:r>
               <w:rPr>
                 <w:bCs/>
@@ -1995,6 +2475,7 @@
               </w:rPr>
               <w:t>music_MIDI.cc_code_to_description</w:t>
             </w:r>
+            <w:proofErr w:type="spellEnd"/>
             <w:r>
               <w:rPr>
                 <w:bCs/>
@@ -2003,13 +2484,23 @@
               </w:rPr>
               <w:t>(</w:t>
             </w:r>
+            <w:proofErr w:type="spellStart"/>
             <w:r>
               <w:rPr>
                 <w:bCs/>
                 <w:color w:val="2E74B5" w:themeColor="accent5" w:themeShade="BF"/>
                 <w:lang w:val="en"/>
               </w:rPr>
-              <w:t>cc_code)</w:t>
+              <w:t>cc_code</w:t>
+            </w:r>
+            <w:proofErr w:type="spellEnd"/>
+            <w:r>
+              <w:rPr>
+                <w:bCs/>
+                <w:color w:val="2E74B5" w:themeColor="accent5" w:themeShade="BF"/>
+                <w:lang w:val="en"/>
+              </w:rPr>
+              <w:t>)</w:t>
             </w:r>
             <w:r>
               <w:rPr>
@@ -2120,6 +2611,7 @@
                 <w:numId w:val="4"/>
               </w:numPr>
             </w:pPr>
+            <w:proofErr w:type="spellStart"/>
             <w:r>
               <w:rPr>
                 <w:b/>
@@ -2127,11 +2619,20 @@
               </w:rPr>
               <w:t>cc_code</w:t>
             </w:r>
+            <w:proofErr w:type="spellEnd"/>
             <w:r>
               <w:t xml:space="preserve"> – </w:t>
             </w:r>
             <w:r>
-              <w:t>The Control Change controller value. Can be a positive integer value. No default value.</w:t>
+              <w:t xml:space="preserve">The Control Change controller value. Can be a positive integer value. No default </w:t>
+            </w:r>
+            <w:proofErr w:type="gramStart"/>
+            <w:r>
+              <w:t>value</w:t>
+            </w:r>
+            <w:proofErr w:type="gramEnd"/>
+            <w:r>
+              <w:t>.</w:t>
             </w:r>
           </w:p>
         </w:tc>
@@ -2139,11 +2640,25 @@
     </w:tbl>
     <w:p>
       <w:pPr>
-        <w:rPr>
-          <w:szCs w:val="20"/>
-          <w:lang w:val="en"/>
-        </w:rPr>
-      </w:pPr>
+        <w:pStyle w:val="Heading3"/>
+        <w:rPr>
+          <w:lang w:val="en"/>
+        </w:rPr>
+      </w:pPr>
+    </w:p>
+    <w:p>
+      <w:pPr>
+        <w:pStyle w:val="Heading3"/>
+        <w:rPr>
+          <w:lang w:val="en"/>
+        </w:rPr>
+      </w:pPr>
+      <w:r>
+        <w:rPr>
+          <w:lang w:val="en"/>
+        </w:rPr>
+        <w:t>Example:</w:t>
+      </w:r>
     </w:p>
     <w:tbl>
       <w:tblPr>
@@ -2202,14 +2717,44 @@
               <w:rPr>
                 <w:szCs w:val="20"/>
               </w:rPr>
-              <w:t xml:space="preserve">&gt;&gt;&gt; from cedargrove_unit_converter.music_MIDI import </w:t>
-            </w:r>
+              <w:t xml:space="preserve">&gt;&gt;&gt; from </w:t>
+            </w:r>
+            <w:proofErr w:type="spellStart"/>
+            <w:r>
+              <w:rPr>
+                <w:szCs w:val="20"/>
+              </w:rPr>
+              <w:t>cedargrove_unit_</w:t>
+            </w:r>
+            <w:proofErr w:type="gramStart"/>
+            <w:r>
+              <w:rPr>
+                <w:szCs w:val="20"/>
+              </w:rPr>
+              <w:t>converter.music</w:t>
+            </w:r>
+            <w:proofErr w:type="gramEnd"/>
+            <w:r>
+              <w:rPr>
+                <w:szCs w:val="20"/>
+              </w:rPr>
+              <w:t>_MIDI</w:t>
+            </w:r>
+            <w:proofErr w:type="spellEnd"/>
+            <w:r>
+              <w:rPr>
+                <w:szCs w:val="20"/>
+              </w:rPr>
+              <w:t xml:space="preserve"> import </w:t>
+            </w:r>
+            <w:proofErr w:type="spellStart"/>
             <w:r>
               <w:rPr>
                 <w:szCs w:val="20"/>
               </w:rPr>
               <w:t>cc_code_to_description</w:t>
             </w:r>
+            <w:proofErr w:type="spellEnd"/>
           </w:p>
           <w:p>
             <w:pPr>
@@ -2221,7 +2766,35 @@
               <w:rPr>
                 <w:szCs w:val="20"/>
               </w:rPr>
-              <w:t>&gt;&gt;&gt; cc_code_to_description(24)</w:t>
+              <w:t xml:space="preserve">&gt;&gt;&gt; </w:t>
+            </w:r>
+            <w:proofErr w:type="spellStart"/>
+            <w:r>
+              <w:rPr>
+                <w:szCs w:val="20"/>
+              </w:rPr>
+              <w:t>cc_code_to_</w:t>
+            </w:r>
+            <w:proofErr w:type="gramStart"/>
+            <w:r>
+              <w:rPr>
+                <w:szCs w:val="20"/>
+              </w:rPr>
+              <w:t>description</w:t>
+            </w:r>
+            <w:proofErr w:type="spellEnd"/>
+            <w:r>
+              <w:rPr>
+                <w:szCs w:val="20"/>
+              </w:rPr>
+              <w:t>(</w:t>
+            </w:r>
+            <w:proofErr w:type="gramEnd"/>
+            <w:r>
+              <w:rPr>
+                <w:szCs w:val="20"/>
+              </w:rPr>
+              <w:t>24)</w:t>
             </w:r>
           </w:p>
           <w:p>
@@ -2247,7 +2820,35 @@
               <w:rPr>
                 <w:szCs w:val="20"/>
               </w:rPr>
-              <w:t>&gt;&gt;&gt; cc_code_to_description(1)</w:t>
+              <w:t xml:space="preserve">&gt;&gt;&gt; </w:t>
+            </w:r>
+            <w:proofErr w:type="spellStart"/>
+            <w:r>
+              <w:rPr>
+                <w:szCs w:val="20"/>
+              </w:rPr>
+              <w:t>cc_code_to_</w:t>
+            </w:r>
+            <w:proofErr w:type="gramStart"/>
+            <w:r>
+              <w:rPr>
+                <w:szCs w:val="20"/>
+              </w:rPr>
+              <w:t>description</w:t>
+            </w:r>
+            <w:proofErr w:type="spellEnd"/>
+            <w:r>
+              <w:rPr>
+                <w:szCs w:val="20"/>
+              </w:rPr>
+              <w:t>(</w:t>
+            </w:r>
+            <w:proofErr w:type="gramEnd"/>
+            <w:r>
+              <w:rPr>
+                <w:szCs w:val="20"/>
+              </w:rPr>
+              <w:t>1)</w:t>
             </w:r>
           </w:p>
           <w:p>
@@ -4502,6 +5103,7 @@
   <w:style w:type="character" w:default="1" w:styleId="DefaultParagraphFont">
     <w:name w:val="Default Paragraph Font"/>
     <w:uiPriority w:val="1"/>
+    <w:semiHidden/>
     <w:unhideWhenUsed/>
   </w:style>
   <w:style w:type="table" w:default="1" w:styleId="TableNormal">
